--- a/test.py, debug y UML.docx
+++ b/test.py, debug y UML.docx
@@ -109,7 +109,6 @@
           </wp:anchor>
         </w:drawing>
       </w:r>
-      <w:proofErr w:type="spellStart"/>
       <w:r>
         <w:rPr>
           <w:sz w:val="44"/>
@@ -118,7 +117,6 @@
         </w:rPr>
         <w:t>Pytest</w:t>
       </w:r>
-      <w:proofErr w:type="spellEnd"/>
     </w:p>
     <w:p>
       <w:pPr>
@@ -139,7 +137,6 @@
           <w:lang w:val="es-ES"/>
         </w:rPr>
       </w:pPr>
-      <w:proofErr w:type="spellStart"/>
       <w:r>
         <w:rPr>
           <w:sz w:val="44"/>
@@ -148,46 +145,20 @@
         </w:rPr>
         <w:t>Debug</w:t>
       </w:r>
-      <w:proofErr w:type="spellEnd"/>
-    </w:p>
-    <w:p>
-      <w:pPr>
-        <w:rPr>
-          <w:sz w:val="44"/>
-          <w:szCs w:val="44"/>
-        </w:rPr>
-      </w:pPr>
-      <w:proofErr w:type="spellStart"/>
-      <w:r>
-        <w:rPr>
-          <w:sz w:val="44"/>
-          <w:szCs w:val="44"/>
-        </w:rPr>
-        <w:t>test_creacion_cliente_por_</w:t>
-      </w:r>
-      <w:proofErr w:type="gramStart"/>
-      <w:r>
-        <w:rPr>
-          <w:sz w:val="44"/>
-          <w:szCs w:val="44"/>
-        </w:rPr>
-        <w:t>defecto</w:t>
-      </w:r>
-      <w:proofErr w:type="spellEnd"/>
-      <w:r>
-        <w:rPr>
-          <w:sz w:val="44"/>
-          <w:szCs w:val="44"/>
-        </w:rPr>
-        <w:t>(</w:t>
-      </w:r>
-      <w:proofErr w:type="gramEnd"/>
-      <w:r>
-        <w:rPr>
-          <w:sz w:val="44"/>
-          <w:szCs w:val="44"/>
-        </w:rPr>
-        <w:t>)</w:t>
+    </w:p>
+    <w:p>
+      <w:pPr>
+        <w:rPr>
+          <w:sz w:val="44"/>
+          <w:szCs w:val="44"/>
+        </w:rPr>
+      </w:pPr>
+      <w:r>
+        <w:rPr>
+          <w:sz w:val="44"/>
+          <w:szCs w:val="44"/>
+        </w:rPr>
+        <w:t>test_creacion_cliente_por_defecto()</w:t>
       </w:r>
     </w:p>
     <w:p>
@@ -263,38 +234,13 @@
           <w:szCs w:val="44"/>
         </w:rPr>
       </w:pPr>
-      <w:proofErr w:type="spellStart"/>
       <w:r>
         <w:rPr>
           <w:sz w:val="44"/>
           <w:szCs w:val="44"/>
         </w:rPr>
         <w:lastRenderedPageBreak/>
-        <w:t>test_creacion_pedido_</w:t>
-      </w:r>
-      <w:proofErr w:type="gramStart"/>
-      <w:r>
-        <w:rPr>
-          <w:sz w:val="44"/>
-          <w:szCs w:val="44"/>
-        </w:rPr>
-        <w:t>inicial</w:t>
-      </w:r>
-      <w:proofErr w:type="spellEnd"/>
-      <w:r>
-        <w:rPr>
-          <w:sz w:val="44"/>
-          <w:szCs w:val="44"/>
-        </w:rPr>
-        <w:t>(</w:t>
-      </w:r>
-      <w:proofErr w:type="gramEnd"/>
-      <w:r>
-        <w:rPr>
-          <w:sz w:val="44"/>
-          <w:szCs w:val="44"/>
-        </w:rPr>
-        <w:t>):</w:t>
+        <w:t>test_creacion_pedido_inicial():</w:t>
       </w:r>
     </w:p>
     <w:p>
@@ -354,7 +300,6 @@
           <w:szCs w:val="44"/>
         </w:rPr>
       </w:pPr>
-      <w:proofErr w:type="spellStart"/>
       <w:r>
         <w:rPr>
           <w:sz w:val="44"/>
@@ -362,7 +307,6 @@
         </w:rPr>
         <w:t>test_agregar_producto_al_inventario</w:t>
       </w:r>
-      <w:proofErr w:type="spellEnd"/>
     </w:p>
     <w:p>
       <w:pPr>
@@ -421,7 +365,6 @@
           <w:szCs w:val="44"/>
         </w:rPr>
       </w:pPr>
-      <w:proofErr w:type="spellStart"/>
       <w:r>
         <w:rPr>
           <w:sz w:val="44"/>
@@ -429,7 +372,6 @@
         </w:rPr>
         <w:t>test_verificar_herencia_producto</w:t>
       </w:r>
-      <w:proofErr w:type="spellEnd"/>
       <w:r>
         <w:rPr>
           <w:sz w:val="44"/>
@@ -504,7 +446,6 @@
           <w:szCs w:val="44"/>
         </w:rPr>
       </w:pPr>
-      <w:proofErr w:type="spellStart"/>
       <w:r>
         <w:rPr>
           <w:sz w:val="44"/>
@@ -512,7 +453,6 @@
         </w:rPr>
         <w:t>test_consultar_inventario_vacio</w:t>
       </w:r>
-      <w:proofErr w:type="spellEnd"/>
       <w:r>
         <w:rPr>
           <w:sz w:val="44"/>
@@ -586,7 +526,6 @@
           <w:szCs w:val="44"/>
         </w:rPr>
       </w:pPr>
-      <w:proofErr w:type="spellStart"/>
       <w:r>
         <w:rPr>
           <w:sz w:val="44"/>
@@ -594,7 +533,6 @@
         </w:rPr>
         <w:t>test_redireccionar_alta_producto_antibiotico</w:t>
       </w:r>
-      <w:proofErr w:type="spellEnd"/>
     </w:p>
     <w:p>
       <w:pPr>
@@ -677,12 +615,53 @@
           <w:szCs w:val="24"/>
         </w:rPr>
       </w:pPr>
-      <w:r>
+      <w:hyperlink r:id="rId11" w:history="1">
+        <w:r>
+          <w:rPr>
+            <w:rStyle w:val="Hipervnculo"/>
+            <w:sz w:val="24"/>
+            <w:szCs w:val="24"/>
+          </w:rPr>
+          <w:t>https://lucid.app/lucidchart/b25d0440-a86c-47da-9bb8-9e167f780673/edit?viewport_loc=2230%2C-669%2C4218%2C2029%2C0_0&amp;invitationId=inv_66d6dd01-913e-4ec1-b8b4-8609dd46fad9</w:t>
+        </w:r>
+      </w:hyperlink>
+    </w:p>
+    <w:p>
+      <w:pPr>
+        <w:rPr>
+          <w:sz w:val="44"/>
+          <w:szCs w:val="44"/>
+        </w:rPr>
+      </w:pPr>
+      <w:r>
+        <w:rPr>
+          <w:sz w:val="44"/>
+          <w:szCs w:val="44"/>
+        </w:rPr>
+        <w:t>Enlace Diagrama de componentes:</w:t>
+      </w:r>
+    </w:p>
+    <w:p>
+      <w:pPr>
         <w:rPr>
           <w:sz w:val="24"/>
           <w:szCs w:val="24"/>
         </w:rPr>
-        <w:t>https://lucid.app/lucidchart/b25d0440-a86c-47da-9bb8-9e167f780673/edit?viewport_loc=2230%2C-669%2C4218%2C2029%2C0_0&amp;invitationId=inv_66d6dd01-913e-4ec1-b8b4-8609dd46fad9</w:t>
+      </w:pPr>
+    </w:p>
+    <w:p>
+      <w:pPr>
+        <w:rPr>
+          <w:sz w:val="24"/>
+          <w:szCs w:val="24"/>
+        </w:rPr>
+      </w:pPr>
+      <w:r>
+        <w:rPr>
+          <w:sz w:val="24"/>
+          <w:szCs w:val="24"/>
+        </w:rPr>
+        <w:t>https://lucid.app/lucidchart/3c010bda-d80e-4e76-bf3b-8ea75f317401/edit?viewport_loc=-6657%2C-3746%2C12296%2C7505%2C0_0&amp;invitationId=inv_825ce623-086e-40a5-82a1-24992b5c4d2a</w:t>
       </w:r>
     </w:p>
     <w:sectPr>
@@ -1612,6 +1591,29 @@
       <w:spacing w:val="5"/>
     </w:rPr>
   </w:style>
+  <w:style w:type="character" w:styleId="Hipervnculo">
+    <w:name w:val="Hyperlink"/>
+    <w:basedOn w:val="Fuentedeprrafopredeter"/>
+    <w:uiPriority w:val="99"/>
+    <w:unhideWhenUsed/>
+    <w:rsid w:val="002E1835"/>
+    <w:rPr>
+      <w:color w:val="467886" w:themeColor="hyperlink"/>
+      <w:u w:val="single"/>
+    </w:rPr>
+  </w:style>
+  <w:style w:type="character" w:styleId="Mencinsinresolver">
+    <w:name w:val="Unresolved Mention"/>
+    <w:basedOn w:val="Fuentedeprrafopredeter"/>
+    <w:uiPriority w:val="99"/>
+    <w:semiHidden/>
+    <w:unhideWhenUsed/>
+    <w:rsid w:val="002E1835"/>
+    <w:rPr>
+      <w:color w:val="605E5C"/>
+      <w:shd w:val="clear" w:color="auto" w:fill="E1DFDD"/>
+    </w:rPr>
+  </w:style>
 </w:styles>
 </file>
 
